--- a/Python/Resume Building/2026/Dialer Lead Developer Phillips & Cohen Associates Ltd/Resume 20260610 Dialer Lead Developer.docx
+++ b/Python/Resume Building/2026/Dialer Lead Developer Phillips & Cohen Associates Ltd/Resume 20260610 Dialer Lead Developer.docx
@@ -79,29 +79,29 @@
               <w:t xml:space="preserve"> | </w:t>
             </w:r>
             <w:r>
+              <w:t>abriggs914@gmail.com</w:t>
+            </w:r>
+          </w:p>
+          <w:p>
+            <w:pPr>
+              <w:pStyle w:val="ContactInfo"/>
+            </w:pPr>
+            <w:r>
+              <w:t>(506) 323-8472</w:t>
+            </w:r>
+            <w:r>
+              <w:t xml:space="preserve"> | </w:t>
+            </w:r>
+            <w:r>
+              <w:t>www.linkedin.com/in/avery-briggs</w:t>
+            </w:r>
+          </w:p>
+          <w:p>
+            <w:pPr>
+              <w:pStyle w:val="ContactInfo"/>
+            </w:pPr>
+            <w:r>
               <w:t>https://github.com/abriggs914</w:t>
-            </w:r>
-          </w:p>
-          <w:p>
-            <w:pPr>
-              <w:pStyle w:val="ContactInfo"/>
-            </w:pPr>
-            <w:r>
-              <w:t>(506) 323-8472</w:t>
-            </w:r>
-            <w:r>
-              <w:t xml:space="preserve"> | </w:t>
-            </w:r>
-            <w:r>
-              <w:t>abriggs914@gmail.com</w:t>
-            </w:r>
-          </w:p>
-          <w:p>
-            <w:pPr>
-              <w:pStyle w:val="ContactInfo"/>
-            </w:pPr>
-            <w:r>
-              <w:t>www.linkedin.com/in/avery-briggs</w:t>
             </w:r>
             <w:r>
               <w:t xml:space="preserve"> </w:t>
@@ -124,124 +124,125 @@
               <w:rPr>
                 <w:rFonts w:asciiTheme="majorHAnsi" w:hAnsiTheme="majorHAnsi" w:cstheme="majorHAnsi"/>
                 <w:color w:val="404040" w:themeColor="text1" w:themeTint="BF"/>
-                <w:sz w:val="22"/>
-              </w:rPr>
-            </w:pPr>
-            <w:r>
+                <w:szCs w:val="28"/>
+              </w:rPr>
+            </w:pPr>
+          </w:p>
+          <w:p>
+            <w:pPr>
+              <w:pStyle w:val="NormalWeb"/>
               <w:rPr>
                 <w:rFonts w:asciiTheme="majorHAnsi" w:hAnsiTheme="majorHAnsi" w:cstheme="majorHAnsi"/>
                 <w:color w:val="404040" w:themeColor="text1" w:themeTint="BF"/>
-                <w:sz w:val="22"/>
-              </w:rPr>
-              <w:t>I am writing to express my interest in the Data Analyst position with Phillips &amp; Cohen Associates.</w:t>
-            </w:r>
-          </w:p>
-          <w:p>
-            <w:pPr>
-              <w:pStyle w:val="NormalWeb"/>
+                <w:szCs w:val="28"/>
+              </w:rPr>
+            </w:pPr>
+            <w:r>
               <w:rPr>
                 <w:rFonts w:asciiTheme="majorHAnsi" w:hAnsiTheme="majorHAnsi" w:cstheme="majorHAnsi"/>
                 <w:color w:val="404040" w:themeColor="text1" w:themeTint="BF"/>
-                <w:sz w:val="22"/>
-              </w:rPr>
-            </w:pPr>
-            <w:r>
+                <w:szCs w:val="28"/>
+              </w:rPr>
+              <w:t>Dear Hiring Committee,</w:t>
+            </w:r>
+          </w:p>
+          <w:p>
+            <w:pPr>
+              <w:pStyle w:val="NormalWeb"/>
               <w:rPr>
                 <w:rFonts w:asciiTheme="majorHAnsi" w:hAnsiTheme="majorHAnsi" w:cstheme="majorHAnsi"/>
                 <w:color w:val="404040" w:themeColor="text1" w:themeTint="BF"/>
-                <w:sz w:val="22"/>
-              </w:rPr>
-              <w:t>Over the past five years, I have worked extensively with SQL databases, reporting systems, operational analytics, and business process improvement initiatives within a manufacturing environment. My experience includes developing analytical queries, creating dashboards and reporting tools, investigating data discrepancies, automating reporting processes, and supporting operational decision-making through data-driven analysis.</w:t>
-            </w:r>
-          </w:p>
-          <w:p>
-            <w:pPr>
-              <w:pStyle w:val="NormalWeb"/>
+                <w:szCs w:val="28"/>
+              </w:rPr>
+            </w:pPr>
+            <w:r>
               <w:rPr>
                 <w:rFonts w:asciiTheme="majorHAnsi" w:hAnsiTheme="majorHAnsi" w:cstheme="majorHAnsi"/>
                 <w:color w:val="404040" w:themeColor="text1" w:themeTint="BF"/>
-                <w:sz w:val="22"/>
-              </w:rPr>
-            </w:pPr>
-            <w:r>
+                <w:szCs w:val="28"/>
+              </w:rPr>
+              <w:t>I am writing to express my interest in the Data Analyst position with Phillips &amp; Cohen Associates.</w:t>
+            </w:r>
+          </w:p>
+          <w:p>
+            <w:pPr>
+              <w:pStyle w:val="NormalWeb"/>
               <w:rPr>
                 <w:rFonts w:asciiTheme="majorHAnsi" w:hAnsiTheme="majorHAnsi" w:cstheme="majorHAnsi"/>
                 <w:color w:val="404040" w:themeColor="text1" w:themeTint="BF"/>
-                <w:sz w:val="22"/>
-              </w:rPr>
-              <w:t>In my previous role, I was responsible for developing and maintaining SQL-based reporting solutions used across Sales, Procurement, Production, Scheduling, and Operations. My work regularly involved analyzing large datasets, validating data integrity, identifying operational trends, troubleshooting system and reporting issues, and communicating findings to both technical and non-technical stakeholders.</w:t>
-            </w:r>
-          </w:p>
-          <w:p>
-            <w:pPr>
-              <w:pStyle w:val="NormalWeb"/>
+                <w:szCs w:val="28"/>
+              </w:rPr>
+            </w:pPr>
+            <w:r>
               <w:rPr>
                 <w:rFonts w:asciiTheme="majorHAnsi" w:hAnsiTheme="majorHAnsi" w:cstheme="majorHAnsi"/>
                 <w:color w:val="404040" w:themeColor="text1" w:themeTint="BF"/>
-                <w:sz w:val="22"/>
-              </w:rPr>
-            </w:pPr>
-            <w:r>
+                <w:szCs w:val="28"/>
+              </w:rPr>
+              <w:t>Over the past five years, I have worked extensively with SQL databases, reporting systems, operational analytics, and business process improvement initiatives within a manufacturing environment. My experience includes developing analytical queries, creating dashboards and reporting tools, investigating data discrepancies, automating reporting processes, and supporting operational decision-making through data-driven analysis.</w:t>
+            </w:r>
+          </w:p>
+          <w:p>
+            <w:pPr>
+              <w:pStyle w:val="NormalWeb"/>
               <w:rPr>
                 <w:rFonts w:asciiTheme="majorHAnsi" w:hAnsiTheme="majorHAnsi" w:cstheme="majorHAnsi"/>
                 <w:color w:val="404040" w:themeColor="text1" w:themeTint="BF"/>
-                <w:sz w:val="22"/>
-              </w:rPr>
-              <w:t>A significant portion of my experience has involved investigating business processes to identify inefficiencies and opportunities for improvement. Through reporting automation, workflow redesign, data validation tools, and operational analytics, I have helped improve reporting accuracy, reduce manual effort, and increase visibility into critical business metrics. These responsibilities required close collaboration with management, operational teams, and technical staff to ensure solutions aligned with business objectives.</w:t>
-            </w:r>
-          </w:p>
-          <w:p>
-            <w:pPr>
-              <w:pStyle w:val="NormalWeb"/>
+                <w:szCs w:val="28"/>
+              </w:rPr>
+            </w:pPr>
+            <w:r>
               <w:rPr>
                 <w:rFonts w:asciiTheme="majorHAnsi" w:hAnsiTheme="majorHAnsi" w:cstheme="majorHAnsi"/>
                 <w:color w:val="404040" w:themeColor="text1" w:themeTint="BF"/>
-                <w:sz w:val="22"/>
-              </w:rPr>
-            </w:pPr>
-            <w:r>
+                <w:szCs w:val="28"/>
+              </w:rPr>
+              <w:t>In my previous role, I was responsible for developing and maintaining SQL-based reporting solutions used across Sales, Procurement, Production, Scheduling, and Operations. My work regularly involved analyzing large datasets, validating data integrity, identifying operational trends, troubleshooting system and reporting issues, and communicating findings to both technical and non-technical stakeholders.</w:t>
+            </w:r>
+          </w:p>
+          <w:p>
+            <w:pPr>
+              <w:pStyle w:val="NormalWeb"/>
               <w:rPr>
                 <w:rFonts w:asciiTheme="majorHAnsi" w:hAnsiTheme="majorHAnsi" w:cstheme="majorHAnsi"/>
                 <w:color w:val="404040" w:themeColor="text1" w:themeTint="BF"/>
-                <w:sz w:val="22"/>
-              </w:rPr>
-              <w:t>While my background has primarily focused on SQL, database systems, reporting, and analytics rather than SAS specifically, I have consistently demonstrated the ability to quickly learn new technologies and apply them effectively to business challenges. My experience working with relational databases, large operational datasets, and reporting systems provides a strong foundation for supporting Phillips &amp; Cohen Associates' dialer and analytics platforms.</w:t>
-            </w:r>
-          </w:p>
-          <w:p>
-            <w:pPr>
-              <w:pStyle w:val="NormalWeb"/>
+                <w:szCs w:val="28"/>
+              </w:rPr>
+            </w:pPr>
+            <w:r>
               <w:rPr>
                 <w:rFonts w:asciiTheme="majorHAnsi" w:hAnsiTheme="majorHAnsi" w:cstheme="majorHAnsi"/>
                 <w:color w:val="404040" w:themeColor="text1" w:themeTint="BF"/>
-                <w:sz w:val="22"/>
-              </w:rPr>
-            </w:pPr>
-            <w:r>
+                <w:szCs w:val="28"/>
+              </w:rPr>
+              <w:t>A significant portion of my experience has involved investigating business processes to identify inefficiencies and opportunities for improvement. Through reporting automation, workflow redesign, data validation tools, and operational analytics, I have helped improve reporting accuracy, reduce manual effort, and increase visibility into critical business metrics. These responsibilities required close collaboration with management, operational teams, and technical staff to ensure solutions aligned with business objectives.</w:t>
+            </w:r>
+          </w:p>
+          <w:p>
+            <w:pPr>
+              <w:pStyle w:val="NormalWeb"/>
               <w:rPr>
                 <w:rFonts w:asciiTheme="majorHAnsi" w:hAnsiTheme="majorHAnsi" w:cstheme="majorHAnsi"/>
                 <w:color w:val="404040" w:themeColor="text1" w:themeTint="BF"/>
-                <w:sz w:val="22"/>
-              </w:rPr>
-              <w:t>The opportunity to combine data analysis, process improvement, troubleshooting, and cross-functional collaboration is particularly appealing to me. I would welcome the opportunity to discuss how my background in analytics, reporting, and operational support could contribute to your team.</w:t>
-            </w:r>
-          </w:p>
-          <w:p>
-            <w:pPr>
-              <w:pStyle w:val="NormalWeb"/>
+                <w:szCs w:val="28"/>
+              </w:rPr>
+            </w:pPr>
+            <w:r>
               <w:rPr>
                 <w:rFonts w:asciiTheme="majorHAnsi" w:hAnsiTheme="majorHAnsi" w:cstheme="majorHAnsi"/>
                 <w:color w:val="404040" w:themeColor="text1" w:themeTint="BF"/>
-                <w:sz w:val="22"/>
-              </w:rPr>
-            </w:pPr>
+                <w:szCs w:val="28"/>
+                <w:lang w:val="en-US"/>
+              </w:rPr>
+              <w:t>While my professional experience has primarily focused on SQL development, reporting, and analytics rather than SAS specifically, I have consistently demonstrated the ability to quickly learn new technologies and apply them effectively to business challenges</w:t>
+            </w:r>
             <w:r>
               <w:rPr>
                 <w:rFonts w:asciiTheme="majorHAnsi" w:hAnsiTheme="majorHAnsi" w:cstheme="majorHAnsi"/>
                 <w:color w:val="404040" w:themeColor="text1" w:themeTint="BF"/>
-                <w:sz w:val="22"/>
-              </w:rPr>
-              <w:t>Thank you for your consideration.</w:t>
+                <w:szCs w:val="28"/>
+              </w:rPr>
+              <w:t>. My experience working with relational databases, large operational datasets, and reporting systems provides a strong foundation for supporting Phillips &amp; Cohen Associates' dialer and analytics platforms.</w:t>
             </w:r>
           </w:p>
           <w:p>
@@ -250,34 +251,57 @@
               <w:rPr>
                 <w:rFonts w:asciiTheme="majorHAnsi" w:hAnsiTheme="majorHAnsi" w:cstheme="majorHAnsi"/>
                 <w:color w:val="404040" w:themeColor="text1" w:themeTint="BF"/>
-                <w:sz w:val="22"/>
+                <w:szCs w:val="28"/>
               </w:rPr>
             </w:pPr>
             <w:r>
               <w:rPr>
                 <w:rFonts w:asciiTheme="majorHAnsi" w:hAnsiTheme="majorHAnsi" w:cstheme="majorHAnsi"/>
                 <w:color w:val="404040" w:themeColor="text1" w:themeTint="BF"/>
-                <w:sz w:val="22"/>
-              </w:rPr>
-              <w:t>Sincerely,</w:t>
-            </w:r>
-            <w:r>
+                <w:szCs w:val="28"/>
+              </w:rPr>
+              <w:t>The opportunity to combine data analysis, process improvement, troubleshooting, and cross-functional collaboration is particularly appealing to me. I would welcome the opportunity to discuss how my background in analytics, reporting, and operational support could contribute to your team.</w:t>
+            </w:r>
+          </w:p>
+          <w:p>
+            <w:pPr>
+              <w:pStyle w:val="NormalWeb"/>
               <w:rPr>
                 <w:rFonts w:asciiTheme="majorHAnsi" w:hAnsiTheme="majorHAnsi" w:cstheme="majorHAnsi"/>
                 <w:color w:val="404040" w:themeColor="text1" w:themeTint="BF"/>
-                <w:sz w:val="22"/>
+                <w:szCs w:val="28"/>
+              </w:rPr>
+            </w:pPr>
+            <w:r>
+              <w:rPr>
+                <w:rFonts w:asciiTheme="majorHAnsi" w:hAnsiTheme="majorHAnsi" w:cstheme="majorHAnsi"/>
+                <w:color w:val="404040" w:themeColor="text1" w:themeTint="BF"/>
+                <w:szCs w:val="28"/>
+              </w:rPr>
+              <w:t>Thank you for your consideration.</w:t>
+            </w:r>
+          </w:p>
+          <w:p>
+            <w:pPr>
+              <w:pStyle w:val="NormalWeb"/>
+            </w:pPr>
+            <w:r>
+              <w:rPr>
+                <w:rFonts w:asciiTheme="majorHAnsi" w:hAnsiTheme="majorHAnsi" w:cstheme="majorHAnsi"/>
+                <w:color w:val="404040" w:themeColor="text1" w:themeTint="BF"/>
+                <w:szCs w:val="28"/>
+              </w:rPr>
+              <w:t>Sincerely,</w:t>
+            </w:r>
+            <w:r>
+              <w:rPr>
+                <w:rFonts w:asciiTheme="majorHAnsi" w:hAnsiTheme="majorHAnsi" w:cstheme="majorHAnsi"/>
+                <w:color w:val="404040" w:themeColor="text1" w:themeTint="BF"/>
+                <w:szCs w:val="28"/>
               </w:rPr>
               <w:br/>
               <w:t>Avery Briggs</w:t>
             </w:r>
-          </w:p>
-          <w:p>
-            <w:pPr>
-              <w:rPr>
-                <w:rFonts w:ascii="Times New Roman" w:hAnsi="Times New Roman" w:cs="Times New Roman"/>
-                <w:sz w:val="24"/>
-              </w:rPr>
-            </w:pPr>
           </w:p>
         </w:tc>
       </w:tr>
@@ -328,7 +352,17 @@
               </w:rPr>
             </w:pPr>
             <w:r>
-              <w:t>Data analyst and systems developer with 5+ years of experience supporting operational reporting, analytics, process improvement, and database systems within a manufacturing environment. Experienced in developing SQL queries, building dashboards, analyzing large datasets, automating reporting processes, and investigating operational issues. Known for identifying trends, improving data visibility, validating data accuracy, and translating technical findings into actionable business recommendations. Strong background collaborating with operational stakeholders to improve efficiency, reporting accuracy, and decision-making.</w:t>
+              <w:rPr>
+                <w:b/>
+                <w:bCs/>
+              </w:rPr>
+              <w:t>Data Analyst and Business Systems Analyst</w:t>
+            </w:r>
+            <w:r>
+              <w:t xml:space="preserve"> with 5+ years of experience</w:t>
+            </w:r>
+            <w:r>
+              <w:t xml:space="preserve"> supporting operational reporting, analytics, process improvement, and database systems within a manufacturing environment. Experienced in developing SQL queries, building dashboards, analyzing large datasets, automating reporting processes, and investigating operational issues. Known for identifying trends, improving data visibility, validating data accuracy, and translating technical findings into actionable business recommendations. Strong background collaborating with operational stakeholders to improve efficiency, reporting accuracy, and decision-making.</w:t>
             </w:r>
           </w:p>
           <w:p>
@@ -352,13 +386,15 @@
               <w:pStyle w:val="Heading3"/>
               <w:rPr>
                 <w:rFonts w:asciiTheme="majorHAnsi" w:hAnsiTheme="majorHAnsi"/>
+                <w:lang w:val="en-CA"/>
               </w:rPr>
             </w:pPr>
             <w:r>
               <w:rPr>
                 <w:rFonts w:asciiTheme="majorHAnsi" w:hAnsiTheme="majorHAnsi"/>
-              </w:rPr>
-              <w:t>Systems / Business Analyst</w:t>
+                <w:lang w:val="en-CA"/>
+              </w:rPr>
+              <w:t>Business Systems Analyst</w:t>
             </w:r>
           </w:p>
           <w:p>
@@ -370,14 +406,7 @@
                 <w:sz w:val="24"/>
                 <w:szCs w:val="24"/>
               </w:rPr>
-              <w:t>BWS Manufacturing Ltd. | Centreville, N.B.</w:t>
-            </w:r>
-            <w:r>
-              <w:rPr>
-                <w:sz w:val="24"/>
-                <w:szCs w:val="24"/>
-              </w:rPr>
-              <w:t xml:space="preserve"> (Jan 2021 – </w:t>
+              <w:t xml:space="preserve">BWS Manufacturing Ltd. | Centreville, N.B. (Jan 2021 – </w:t>
             </w:r>
             <w:r>
               <w:rPr>
@@ -468,10 +497,13 @@
               </w:rPr>
             </w:pPr>
             <w:r>
-              <w:rPr>
-                <w:lang w:val="en-CA"/>
-              </w:rPr>
-              <w:t>Built dashboards and reporting solutions that improved visibility into operational performance and supported management decision-making.</w:t>
+              <w:t>Built dashboards and reporting solutions used by management and senior leadership to improve visibility into operational performance and support business decision-making.</w:t>
+            </w:r>
+            <w:r>
+              <w:rPr>
+                <w:lang w:val="en-CA"/>
+              </w:rPr>
+              <w:t xml:space="preserve"> </w:t>
             </w:r>
           </w:p>
           <w:p>
@@ -592,121 +624,22 @@
           </w:p>
           <w:p>
             <w:pPr>
-              <w:ind w:left="720"/>
-              <w:rPr>
-                <w:lang w:val="en-CA"/>
-              </w:rPr>
-            </w:pPr>
-          </w:p>
-          <w:p>
-            <w:pPr>
-              <w:rPr>
-                <w:b/>
-                <w:bCs/>
-              </w:rPr>
-            </w:pPr>
-            <w:r>
-              <w:rPr>
-                <w:b/>
-                <w:bCs/>
-              </w:rPr>
-              <w:t>Technical &amp; User Support Responsibilities</w:t>
-            </w:r>
-          </w:p>
-          <w:p>
-            <w:pPr>
-              <w:pStyle w:val="ListParagraph"/>
               <w:numPr>
                 <w:ilvl w:val="0"/>
-                <w:numId w:val="9"/>
+                <w:numId w:val="4"/>
               </w:numPr>
-              <w:rPr>
-                <w:lang w:val="en-CA"/>
-              </w:rPr>
-            </w:pPr>
-            <w:r>
-              <w:t>Delivered technical support and customer-focused service to employees across multiple departments.</w:t>
-            </w:r>
-          </w:p>
-          <w:p>
-            <w:pPr>
-              <w:pStyle w:val="ListParagraph"/>
-              <w:numPr>
-                <w:ilvl w:val="0"/>
-                <w:numId w:val="9"/>
-              </w:numPr>
-              <w:rPr>
-                <w:lang w:val="en-CA"/>
-              </w:rPr>
-            </w:pPr>
-            <w:r>
-              <w:t>Resolved issues efficiently while maintaining strong working relationships with users and stakeholders.</w:t>
-            </w:r>
-          </w:p>
-          <w:p>
-            <w:pPr>
-              <w:pStyle w:val="ListParagraph"/>
-              <w:numPr>
-                <w:ilvl w:val="0"/>
-                <w:numId w:val="9"/>
-              </w:numPr>
-              <w:rPr>
-                <w:lang w:val="en-CA"/>
-              </w:rPr>
-            </w:pPr>
-            <w:r>
-              <w:t>Assisted with implementation and maintenance of business software and operational systems.</w:t>
-            </w:r>
-          </w:p>
-          <w:p>
-            <w:pPr>
-              <w:pStyle w:val="ListParagraph"/>
-              <w:numPr>
-                <w:ilvl w:val="0"/>
-                <w:numId w:val="9"/>
-              </w:numPr>
-              <w:rPr>
-                <w:lang w:val="en-CA"/>
-              </w:rPr>
-            </w:pPr>
-            <w:r>
-              <w:t>Developed documentation and training materials to improve user adoption and consistency.</w:t>
-            </w:r>
-          </w:p>
-          <w:p>
-            <w:pPr>
-              <w:pStyle w:val="ListParagraph"/>
-              <w:numPr>
-                <w:ilvl w:val="0"/>
-                <w:numId w:val="9"/>
-              </w:numPr>
-              <w:rPr>
-                <w:lang w:val="en-CA"/>
-              </w:rPr>
-            </w:pPr>
-            <w:r>
-              <w:t>Demonstrated strong communication skills when working with both technical and non-technical individuals.</w:t>
-            </w:r>
-          </w:p>
-          <w:p>
-            <w:pPr>
-              <w:rPr>
-                <w:lang w:val="en-CA"/>
-              </w:rPr>
-            </w:pPr>
-          </w:p>
-          <w:p>
-            <w:pPr>
-              <w:rPr>
-                <w:b/>
-                <w:bCs/>
-              </w:rPr>
-            </w:pPr>
-            <w:r>
-              <w:rPr>
-                <w:b/>
-                <w:bCs/>
-              </w:rPr>
+            </w:pPr>
+            <w:r>
+              <w:t>Presented analytical findings and operational insights to management, helping support data-driven business decisions.</w:t>
+            </w:r>
+          </w:p>
+          <w:p>
+            <w:pPr>
+              <w:ind w:left="720"/>
+            </w:pPr>
+          </w:p>
+          <w:p>
+            <w:r>
               <w:t>Notable Projects:</w:t>
             </w:r>
           </w:p>
@@ -725,7 +658,19 @@
               <w:rPr>
                 <w:lang w:val="en-CA"/>
               </w:rPr>
-              <w:t>IT Request and Inventory Ticketing System. Built from scratch using SQL Server and Microsoft Access to improve issue tracking and reporting visibility.</w:t>
+              <w:t xml:space="preserve">IT Request and Inventory Ticketing System. </w:t>
+            </w:r>
+            <w:r>
+              <w:rPr>
+                <w:lang w:val="en-CA"/>
+              </w:rPr>
+              <w:t xml:space="preserve">Developed </w:t>
+            </w:r>
+            <w:r>
+              <w:rPr>
+                <w:lang w:val="en-CA"/>
+              </w:rPr>
+              <w:t>using SQL Server and Microsoft Access to improve issue tracking and reporting visibility.</w:t>
             </w:r>
           </w:p>
           <w:p>
@@ -821,9 +766,6 @@
                 <w:ilvl w:val="0"/>
                 <w:numId w:val="15"/>
               </w:numPr>
-              <w:rPr>
-                <w:lang w:val="en-CA"/>
-              </w:rPr>
             </w:pPr>
             <w:r>
               <w:rPr>
@@ -848,110 +790,19 @@
           </w:p>
           <w:p>
             <w:pPr>
-              <w:rPr>
-                <w:b/>
-                <w:bCs/>
-              </w:rPr>
-            </w:pPr>
-          </w:p>
-          <w:p>
-            <w:pPr>
-              <w:rPr>
-                <w:b/>
-                <w:bCs/>
-              </w:rPr>
-            </w:pPr>
-          </w:p>
-          <w:p>
-            <w:pPr>
-              <w:rPr>
-                <w:b/>
-                <w:bCs/>
-              </w:rPr>
-            </w:pPr>
-            <w:r>
-              <w:rPr>
-                <w:b/>
-                <w:bCs/>
-              </w:rPr>
-              <w:lastRenderedPageBreak/>
-              <w:t>Technologies used:</w:t>
-            </w:r>
-          </w:p>
-          <w:p>
-            <w:pPr>
               <w:pStyle w:val="ListParagraph"/>
-              <w:numPr>
-                <w:ilvl w:val="0"/>
-                <w:numId w:val="12"/>
-              </w:numPr>
-            </w:pPr>
-            <w:r>
-              <w:rPr>
-                <w:sz w:val="22"/>
-                <w:szCs w:val="28"/>
-              </w:rPr>
-              <w:t xml:space="preserve">Microsoft </w:t>
-            </w:r>
-            <w:r>
-              <w:rPr>
-                <w:sz w:val="22"/>
-                <w:szCs w:val="28"/>
-              </w:rPr>
-              <w:t xml:space="preserve">Excel &amp; </w:t>
-            </w:r>
-            <w:r>
-              <w:rPr>
-                <w:sz w:val="22"/>
-                <w:szCs w:val="28"/>
-              </w:rPr>
-              <w:t>Access</w:t>
-            </w:r>
-            <w:r>
-              <w:rPr>
-                <w:sz w:val="22"/>
-                <w:szCs w:val="28"/>
-              </w:rPr>
-              <w:t>, Syspro8 ERP</w:t>
-            </w:r>
-            <w:r>
-              <w:rPr>
-                <w:sz w:val="22"/>
-                <w:szCs w:val="28"/>
-              </w:rPr>
-              <w:t>, VBA</w:t>
-            </w:r>
-            <w:r>
-              <w:rPr>
-                <w:sz w:val="22"/>
-                <w:szCs w:val="28"/>
-              </w:rPr>
-              <w:t xml:space="preserve">, </w:t>
-            </w:r>
-            <w:r>
-              <w:rPr>
-                <w:sz w:val="22"/>
-                <w:szCs w:val="28"/>
-              </w:rPr>
-              <w:t>Python, SQL Server</w:t>
-            </w:r>
-          </w:p>
-          <w:p>
-            <w:pPr>
-              <w:pStyle w:val="ListParagraph"/>
-            </w:pPr>
-          </w:p>
-          <w:p>
-            <w:pPr>
-              <w:rPr>
-                <w:b/>
-                <w:bCs/>
-              </w:rPr>
-            </w:pPr>
-            <w:r>
-              <w:rPr>
-                <w:b/>
-                <w:bCs/>
+            </w:pPr>
+          </w:p>
+          <w:p>
+            <w:pPr>
+              <w:pStyle w:val="Heading3"/>
+              <w:rPr>
+                <w:rFonts w:asciiTheme="majorHAnsi" w:hAnsiTheme="majorHAnsi"/>
+              </w:rPr>
+            </w:pPr>
+            <w:r>
+              <w:rPr>
+                <w:rFonts w:asciiTheme="majorHAnsi" w:hAnsiTheme="majorHAnsi"/>
               </w:rPr>
               <w:t>Other Job Experience:</w:t>
             </w:r>
@@ -980,35 +831,21 @@
                 <w:sz w:val="22"/>
                 <w:szCs w:val="22"/>
               </w:rPr>
-              <w:t xml:space="preserve"> – Part-time</w:t>
+              <w:t xml:space="preserve"> – </w:t>
             </w:r>
             <w:r>
               <w:rPr>
                 <w:sz w:val="22"/>
                 <w:szCs w:val="22"/>
               </w:rPr>
-              <w:t>.</w:t>
-            </w:r>
-          </w:p>
-          <w:p>
-            <w:pPr>
-              <w:pStyle w:val="ListParagraph"/>
-              <w:numPr>
-                <w:ilvl w:val="0"/>
-                <w:numId w:val="14"/>
-              </w:numPr>
-              <w:ind w:left="1034" w:hanging="284"/>
+              <w:t>P/T</w:t>
+            </w:r>
+            <w:r>
               <w:rPr>
                 <w:sz w:val="22"/>
                 <w:szCs w:val="22"/>
               </w:rPr>
-            </w:pPr>
-            <w:r>
-              <w:rPr>
-                <w:sz w:val="22"/>
-                <w:szCs w:val="22"/>
-              </w:rPr>
-              <w:t>Managed game flow, enforced rules consistently, communicated decisions clearly, and resolved conflicts in fast-paced environments.</w:t>
+              <w:t>.</w:t>
             </w:r>
           </w:p>
           <w:p>
@@ -1028,7 +865,21 @@
                 <w:sz w:val="22"/>
                 <w:szCs w:val="22"/>
               </w:rPr>
-              <w:t>Kitchen Staff – FMI – Fredericton, NB, -- May 2015 – Sept 2017 – Part &amp; full-time.</w:t>
+              <w:t xml:space="preserve">Kitchen Staff – FMI – Fredericton, NB, -- May 2015 – Sept 2017 – </w:t>
+            </w:r>
+            <w:r>
+              <w:rPr>
+                <w:sz w:val="22"/>
+                <w:szCs w:val="22"/>
+              </w:rPr>
+              <w:t>P/T &amp; F/T</w:t>
+            </w:r>
+            <w:r>
+              <w:rPr>
+                <w:sz w:val="22"/>
+                <w:szCs w:val="22"/>
+              </w:rPr>
+              <w:t>.</w:t>
             </w:r>
           </w:p>
           <w:p>
@@ -1064,7 +915,21 @@
                 <w:sz w:val="22"/>
                 <w:szCs w:val="22"/>
               </w:rPr>
-              <w:t xml:space="preserve">, NB, -- Jun 2011 – Aug 2013 – Seasonal full-time. </w:t>
+              <w:t xml:space="preserve">, NB, -- Jun 2011 – Aug 2013 – Seasonal </w:t>
+            </w:r>
+            <w:r>
+              <w:rPr>
+                <w:sz w:val="22"/>
+                <w:szCs w:val="22"/>
+              </w:rPr>
+              <w:t>F/T</w:t>
+            </w:r>
+            <w:r>
+              <w:rPr>
+                <w:sz w:val="22"/>
+                <w:szCs w:val="22"/>
+              </w:rPr>
+              <w:t xml:space="preserve">. </w:t>
             </w:r>
           </w:p>
           <w:p/>
@@ -1220,10 +1085,19 @@
             </w:pPr>
             <w:r>
               <w:rPr>
+                <w:b/>
+                <w:bCs/>
                 <w:szCs w:val="20"/>
                 <w:lang w:val="en-CA"/>
               </w:rPr>
-              <w:t xml:space="preserve">Customer Service &amp; Relationship Building </w:t>
+              <w:t>Languages</w:t>
+            </w:r>
+            <w:r>
+              <w:rPr>
+                <w:szCs w:val="20"/>
+                <w:lang w:val="en-CA"/>
+              </w:rPr>
+              <w:t>: English (native), French (Intermediate professional proficiency).</w:t>
             </w:r>
           </w:p>
           <w:p>
@@ -1240,10 +1114,23 @@
             </w:pPr>
             <w:r>
               <w:rPr>
+                <w:b/>
+                <w:bCs/>
                 <w:szCs w:val="20"/>
-                <w:lang w:val="en-CA"/>
-              </w:rPr>
-              <w:t xml:space="preserve">Inventory Tracking &amp; Analysis </w:t>
+              </w:rPr>
+              <w:t xml:space="preserve">Programming &amp; Data Analysis: </w:t>
+            </w:r>
+            <w:r>
+              <w:rPr>
+                <w:szCs w:val="20"/>
+              </w:rPr>
+              <w:t>SQL, Python, VBA, Java</w:t>
+            </w:r>
+            <w:r>
+              <w:rPr>
+                <w:szCs w:val="20"/>
+              </w:rPr>
+              <w:t>.</w:t>
             </w:r>
           </w:p>
           <w:p>
@@ -1260,10 +1147,26 @@
             </w:pPr>
             <w:r>
               <w:rPr>
+                <w:b/>
+                <w:bCs/>
                 <w:szCs w:val="20"/>
                 <w:lang w:val="en-CA"/>
               </w:rPr>
-              <w:t xml:space="preserve">Business Process Improvement </w:t>
+              <w:t>Databases</w:t>
+            </w:r>
+            <w:r>
+              <w:rPr>
+                <w:szCs w:val="20"/>
+                <w:lang w:val="en-CA"/>
+              </w:rPr>
+              <w:t>: SQL Server, Microsoft Access</w:t>
+            </w:r>
+            <w:r>
+              <w:rPr>
+                <w:szCs w:val="20"/>
+                <w:lang w:val="en-CA"/>
+              </w:rPr>
+              <w:t>.</w:t>
             </w:r>
           </w:p>
           <w:p>
@@ -1280,10 +1183,77 @@
             </w:pPr>
             <w:r>
               <w:rPr>
+                <w:b/>
+                <w:bCs/>
                 <w:szCs w:val="20"/>
                 <w:lang w:val="en-CA"/>
               </w:rPr>
-              <w:t xml:space="preserve">Customer Service &amp; User Training </w:t>
+              <w:t>Data &amp; Analytics</w:t>
+            </w:r>
+            <w:r>
+              <w:rPr>
+                <w:szCs w:val="20"/>
+                <w:lang w:val="en-CA"/>
+              </w:rPr>
+              <w:t>:</w:t>
+            </w:r>
+            <w:r>
+              <w:rPr>
+                <w:szCs w:val="20"/>
+                <w:lang w:val="en-CA"/>
+              </w:rPr>
+              <w:t xml:space="preserve"> </w:t>
+            </w:r>
+            <w:r>
+              <w:rPr>
+                <w:szCs w:val="20"/>
+                <w:lang w:val="en-CA"/>
+              </w:rPr>
+              <w:t>Excel</w:t>
+            </w:r>
+            <w:r>
+              <w:rPr>
+                <w:szCs w:val="20"/>
+                <w:lang w:val="en-CA"/>
+              </w:rPr>
+              <w:t xml:space="preserve">, </w:t>
+            </w:r>
+            <w:r>
+              <w:rPr>
+                <w:szCs w:val="20"/>
+                <w:lang w:val="en-CA"/>
+              </w:rPr>
+              <w:t>Pandas</w:t>
+            </w:r>
+            <w:r>
+              <w:rPr>
+                <w:szCs w:val="20"/>
+                <w:lang w:val="en-CA"/>
+              </w:rPr>
+              <w:t xml:space="preserve">, </w:t>
+            </w:r>
+            <w:proofErr w:type="spellStart"/>
+            <w:r>
+              <w:rPr>
+                <w:szCs w:val="20"/>
+                <w:lang w:val="en-CA"/>
+              </w:rPr>
+              <w:t>Streamlit</w:t>
+            </w:r>
+            <w:proofErr w:type="spellEnd"/>
+            <w:r>
+              <w:rPr>
+                <w:szCs w:val="20"/>
+                <w:lang w:val="en-CA"/>
+              </w:rPr>
+              <w:t>, Plotly, Data Validation</w:t>
+            </w:r>
+            <w:r>
+              <w:rPr>
+                <w:szCs w:val="20"/>
+                <w:lang w:val="en-CA"/>
+              </w:rPr>
+              <w:t>.</w:t>
             </w:r>
           </w:p>
           <w:p>
@@ -1300,10 +1270,31 @@
             </w:pPr>
             <w:r>
               <w:rPr>
+                <w:b/>
+                <w:bCs/>
                 <w:szCs w:val="20"/>
-                <w:lang w:val="en-CA"/>
-              </w:rPr>
-              <w:t xml:space="preserve">ERP Systems (SYSPRO) </w:t>
+              </w:rPr>
+              <w:t xml:space="preserve">Frameworks &amp; Technologies: </w:t>
+            </w:r>
+            <w:proofErr w:type="spellStart"/>
+            <w:r>
+              <w:rPr>
+                <w:szCs w:val="20"/>
+              </w:rPr>
+              <w:t>Streamlit</w:t>
+            </w:r>
+            <w:proofErr w:type="spellEnd"/>
+            <w:r>
+              <w:rPr>
+                <w:szCs w:val="20"/>
+              </w:rPr>
+              <w:t>, REST APIs, Reporting Automation</w:t>
+            </w:r>
+            <w:r>
+              <w:rPr>
+                <w:szCs w:val="20"/>
+              </w:rPr>
+              <w:t>.</w:t>
             </w:r>
           </w:p>
           <w:p>
@@ -1320,10 +1311,58 @@
             </w:pPr>
             <w:r>
               <w:rPr>
+                <w:b/>
+                <w:bCs/>
                 <w:szCs w:val="20"/>
                 <w:lang w:val="en-CA"/>
               </w:rPr>
-              <w:t xml:space="preserve">Data Analysis &amp; Reporting </w:t>
+              <w:t>Automation</w:t>
+            </w:r>
+            <w:r>
+              <w:rPr>
+                <w:szCs w:val="20"/>
+                <w:lang w:val="en-CA"/>
+              </w:rPr>
+              <w:t xml:space="preserve"> </w:t>
+            </w:r>
+            <w:r>
+              <w:rPr>
+                <w:b/>
+                <w:bCs/>
+                <w:szCs w:val="20"/>
+                <w:lang w:val="en-CA"/>
+              </w:rPr>
+              <w:t>&amp;</w:t>
+            </w:r>
+            <w:r>
+              <w:rPr>
+                <w:szCs w:val="20"/>
+                <w:lang w:val="en-CA"/>
+              </w:rPr>
+              <w:t xml:space="preserve"> </w:t>
+            </w:r>
+            <w:r>
+              <w:rPr>
+                <w:b/>
+                <w:bCs/>
+                <w:szCs w:val="20"/>
+                <w:lang w:val="en-CA"/>
+              </w:rPr>
+              <w:t>Integration</w:t>
+            </w:r>
+            <w:r>
+              <w:rPr>
+                <w:szCs w:val="20"/>
+                <w:lang w:val="en-CA"/>
+              </w:rPr>
+              <w:t>: OCR, PDF parsing, API integration, workflow automation</w:t>
+            </w:r>
+            <w:r>
+              <w:rPr>
+                <w:szCs w:val="20"/>
+                <w:lang w:val="en-CA"/>
+              </w:rPr>
+              <w:t>.</w:t>
             </w:r>
           </w:p>
           <w:p>
@@ -1334,69 +1373,41 @@
                 <w:numId w:val="10"/>
               </w:numPr>
               <w:rPr>
+                <w:szCs w:val="20"/>
+                <w:lang w:val="en-CA"/>
+              </w:rPr>
+            </w:pPr>
+            <w:r>
+              <w:rPr>
                 <w:b/>
                 <w:bCs/>
                 <w:szCs w:val="20"/>
                 <w:lang w:val="en-CA"/>
               </w:rPr>
-            </w:pPr>
+              <w:t>Tools</w:t>
+            </w:r>
             <w:r>
               <w:rPr>
                 <w:szCs w:val="20"/>
                 <w:lang w:val="en-CA"/>
               </w:rPr>
-              <w:t xml:space="preserve">Microsoft Excel, Word, PowerPoint </w:t>
-            </w:r>
-          </w:p>
-          <w:p>
-            <w:pPr>
-              <w:pStyle w:val="ListBullet"/>
-              <w:numPr>
-                <w:ilvl w:val="0"/>
-                <w:numId w:val="10"/>
-              </w:numPr>
-              <w:rPr>
-                <w:b/>
-                <w:bCs/>
+              <w:t xml:space="preserve">: Git, Syspro8 ERP, </w:t>
+            </w:r>
+            <w:proofErr w:type="spellStart"/>
+            <w:r>
+              <w:rPr>
                 <w:szCs w:val="20"/>
                 <w:lang w:val="en-CA"/>
               </w:rPr>
-            </w:pPr>
+              <w:t>ShopClock</w:t>
+            </w:r>
+            <w:proofErr w:type="spellEnd"/>
             <w:r>
               <w:rPr>
                 <w:szCs w:val="20"/>
                 <w:lang w:val="en-CA"/>
               </w:rPr>
-              <w:t>Process Documentation</w:t>
-            </w:r>
-            <w:r>
-              <w:rPr>
-                <w:b/>
-                <w:bCs/>
-                <w:szCs w:val="20"/>
-                <w:lang w:val="en-CA"/>
-              </w:rPr>
-              <w:t xml:space="preserve"> </w:t>
-            </w:r>
-          </w:p>
-          <w:p>
-            <w:pPr>
-              <w:pStyle w:val="ListBullet"/>
-              <w:numPr>
-                <w:ilvl w:val="0"/>
-                <w:numId w:val="10"/>
-              </w:numPr>
-              <w:rPr>
-                <w:szCs w:val="20"/>
-                <w:lang w:val="en-CA"/>
-              </w:rPr>
-            </w:pPr>
-            <w:r>
-              <w:rPr>
-                <w:szCs w:val="20"/>
-                <w:lang w:val="en-CA"/>
-              </w:rPr>
-              <w:t>English (native), French (Intermediate professional proficiency).</w:t>
+              <w:t>.</w:t>
             </w:r>
           </w:p>
           <w:p>
@@ -1666,8 +1677,7 @@
               <w:rPr>
                 <w:rFonts w:asciiTheme="majorHAnsi" w:hAnsiTheme="majorHAnsi"/>
                 <w:color w:val="2F5496" w:themeColor="accent1" w:themeShade="BF"/>
-                <w:sz w:val="36"/>
-                <w:szCs w:val="36"/>
+                <w:szCs w:val="20"/>
               </w:rPr>
             </w:pPr>
           </w:p>
@@ -1978,7 +1988,6 @@
     <w:lvl w:ilvl="0">
       <w:start w:val="1"/>
       <w:numFmt w:val="bullet"/>
-      <w:pStyle w:val="ListBullet"/>
       <w:lvlText w:val=""/>
       <w:lvlJc w:val="left"/>
       <w:pPr>
@@ -4703,7 +4712,6 @@
     <w:name w:val="Normal (Web)"/>
     <w:basedOn w:val="Normal"/>
     <w:uiPriority w:val="99"/>
-    <w:semiHidden/>
     <w:unhideWhenUsed/>
     <w:rsid w:val="00774030"/>
     <w:pPr>
